--- a/Dwarves War/DesDoc_Restructured.docx
+++ b/Dwarves War/DesDoc_Restructured.docx
@@ -257,6 +257,37 @@
           </w:p>
         </w:tc>
       </w:tr>
+      <w:tr>
+        <w:tc>
+          <w:tcPr>
+            <w:cnfStyle w:val="001000000000" w:firstRow="0" w:lastRow="0" w:firstColumn="1" w:lastColumn="0" w:oddVBand="0" w:evenVBand="0" w:oddHBand="0" w:evenHBand="0" w:firstRowFirstColumn="0" w:firstRowLastColumn="0" w:lastRowFirstColumn="0" w:lastRowLastColumn="0"/>
+            <w:tcW w:w="1843" w:type="dxa"/>
+            <w:shd w:val="clear" w:color="auto" w:fill="808080" w:themeFill="background1" w:themeFillShade="80"/>
+          </w:tcPr>
+          <w:p>
+            <w:pPr>
+              <w:spacing w:before="60" w:after="60"/>
+            </w:pPr>
+            <w:r>
+              <w:t>For review</w:t>
+            </w:r>
+          </w:p>
+        </w:tc>
+        <w:tc>
+          <w:tcPr>
+            <w:tcW w:w="7507" w:type="dxa"/>
+          </w:tcPr>
+          <w:p>
+            <w:pPr>
+              <w:spacing w:before="60" w:after="60"/>
+              <w:cnfStyle w:val="000000000000" w:firstRow="0" w:lastRow="0" w:firstColumn="0" w:lastColumn="0" w:oddVBand="0" w:evenVBand="0" w:oddHBand="0" w:evenHBand="0" w:firstRowFirstColumn="0" w:firstRowLastColumn="0" w:lastRowFirstColumn="0" w:lastRowLastColumn="0"/>
+            </w:pPr>
+            <w:r>
+              <w:t>Not fully decided</w:t>
+            </w:r>
+          </w:p>
+        </w:tc>
+      </w:tr>
     </w:tbl>
     <w:p>
       <w:pPr>
@@ -293,15 +324,7 @@
         <w:t>The player manages a ruined hub village</w:t>
       </w:r>
       <w:r>
-        <w:t xml:space="preserve"> — gathering resources and restoring buildings — while fighting enemies in a </w:t>
-      </w:r>
-      <w:proofErr w:type="gramStart"/>
-      <w:r>
-        <w:t>turn based</w:t>
-      </w:r>
-      <w:proofErr w:type="gramEnd"/>
-      <w:r>
-        <w:t xml:space="preserve"> combat missions to conquer enemy territories and reclaim lost resources. </w:t>
+        <w:t xml:space="preserve"> — gathering resources and restoring buildings — while fighting enemies in a turn based combat missions to conquer enemy territories and reclaim lost resources. </w:t>
       </w:r>
     </w:p>
     <w:p>
@@ -383,14 +406,7 @@
                 <w:sz w:val="20"/>
                 <w:szCs w:val="20"/>
               </w:rPr>
-              <w:t xml:space="preserve">Turn-Based </w:t>
-            </w:r>
-            <w:r>
-              <w:rPr>
-                <w:sz w:val="20"/>
-                <w:szCs w:val="20"/>
-              </w:rPr>
-              <w:t>RPG / Hub Management</w:t>
+              <w:t>Turn-Based RPG / Hub Management</w:t>
             </w:r>
           </w:p>
         </w:tc>
@@ -560,11 +576,7 @@
           </w:tcPr>
           <w:p>
             <w:r>
-              <w:rPr>
-                <w:sz w:val="20"/>
-                <w:szCs w:val="20"/>
-              </w:rPr>
-              <w:t>2 developers</w:t>
+              <w:t>1 programmer-artist, 1 music-artist, 1 creative producer</w:t>
             </w:r>
           </w:p>
         </w:tc>
@@ -657,15 +669,7 @@
       </w:r>
       <w:r>
         <w:lastRenderedPageBreak/>
-        <w:t xml:space="preserve">unprepared, as their time had been spent drinking and having fun rather than training for battle. Their </w:t>
-      </w:r>
-      <w:proofErr w:type="spellStart"/>
-      <w:r>
-        <w:t>defenses</w:t>
-      </w:r>
-      <w:proofErr w:type="spellEnd"/>
-      <w:r>
-        <w:t xml:space="preserve"> were quickly overrun, and most dwarves perished.</w:t>
+        <w:t>unprepared, as their time had been spent drinking and having fun rather than training for battle. Their defenses were quickly overrun, and most dwarves perished.</w:t>
       </w:r>
     </w:p>
     <w:p>
@@ -690,13 +694,8 @@
       <w:pPr>
         <w:spacing w:before="80" w:after="80"/>
       </w:pPr>
-      <w:proofErr w:type="spellStart"/>
       <w:r>
-        <w:t>Fueled</w:t>
-      </w:r>
-      <w:proofErr w:type="spellEnd"/>
-      <w:r>
-        <w:t xml:space="preserve"> by rage and the desire for justice, the young dwarf sets out — but first he must find a safe place to regroup. After wandering for a while, he discovers a small, nearly destroyed village. This becomes the starting point of his journey: rebuilding, strengthening, and learning to survive.</w:t>
+        <w:t>Fueled by rage and the desire for justice, the young dwarf sets out — but first he must find a safe place to regroup. After wandering for a while, he discovers a small, nearly destroyed village. This becomes the starting point of his journey: rebuilding, strengthening, and learning to survive.</w:t>
       </w:r>
     </w:p>
     <w:p>
@@ -1182,14 +1181,14 @@
         <w:tc>
           <w:tcPr>
             <w:tcW w:w="2000" w:type="dxa"/>
-            <w:shd w:val="clear" w:color="auto" w:fill="ED7D31" w:themeFill="accent2"/>
-          </w:tcPr>
-          <w:p>
-            <w:pPr>
-              <w:cnfStyle w:val="000000100000" w:firstRow="0" w:lastRow="0" w:firstColumn="0" w:lastColumn="0" w:oddVBand="0" w:evenVBand="0" w:oddHBand="1" w:evenHBand="0" w:firstRowFirstColumn="0" w:firstRowLastColumn="0" w:lastRowFirstColumn="0" w:lastRowLastColumn="0"/>
-            </w:pPr>
-            <w:r>
-              <w:t>To be decided</w:t>
+            <w:shd w:val="clear" w:color="auto" w:fill="00B050"/>
+          </w:tcPr>
+          <w:p>
+            <w:pPr>
+              <w:cnfStyle w:val="000000100000" w:firstRow="0" w:lastRow="0" w:firstColumn="0" w:lastColumn="0" w:oddVBand="0" w:evenVBand="0" w:oddHBand="1" w:evenHBand="0" w:firstRowFirstColumn="0" w:firstRowLastColumn="0" w:lastRowFirstColumn="0" w:lastRowLastColumn="0"/>
+            </w:pPr>
+            <w:r>
+              <w:t>Implemented</w:t>
             </w:r>
           </w:p>
         </w:tc>
@@ -1234,14 +1233,14 @@
         <w:tc>
           <w:tcPr>
             <w:tcW w:w="2000" w:type="dxa"/>
-            <w:shd w:val="clear" w:color="auto" w:fill="ED7D31" w:themeFill="accent2"/>
+            <w:shd w:val="clear" w:color="auto" w:fill="00B0F0"/>
           </w:tcPr>
           <w:p>
             <w:pPr>
               <w:cnfStyle w:val="000000010000" w:firstRow="0" w:lastRow="0" w:firstColumn="0" w:lastColumn="0" w:oddVBand="0" w:evenVBand="0" w:oddHBand="0" w:evenHBand="1" w:firstRowFirstColumn="0" w:firstRowLastColumn="0" w:lastRowFirstColumn="0" w:lastRowLastColumn="0"/>
             </w:pPr>
             <w:r>
-              <w:t>To be decided</w:t>
+              <w:t>Up next</w:t>
             </w:r>
           </w:p>
         </w:tc>
@@ -1286,14 +1285,14 @@
         <w:tc>
           <w:tcPr>
             <w:tcW w:w="2000" w:type="dxa"/>
-            <w:shd w:val="clear" w:color="auto" w:fill="ED7D31" w:themeFill="accent2"/>
-          </w:tcPr>
-          <w:p>
-            <w:pPr>
-              <w:cnfStyle w:val="000000100000" w:firstRow="0" w:lastRow="0" w:firstColumn="0" w:lastColumn="0" w:oddVBand="0" w:evenVBand="0" w:oddHBand="1" w:evenHBand="0" w:firstRowFirstColumn="0" w:firstRowLastColumn="0" w:lastRowFirstColumn="0" w:lastRowLastColumn="0"/>
-            </w:pPr>
-            <w:r>
-              <w:t>To be decided</w:t>
+            <w:shd w:val="clear" w:color="auto" w:fill="7030A0"/>
+          </w:tcPr>
+          <w:p>
+            <w:pPr>
+              <w:cnfStyle w:val="000000100000" w:firstRow="0" w:lastRow="0" w:firstColumn="0" w:lastColumn="0" w:oddVBand="0" w:evenVBand="0" w:oddHBand="1" w:evenHBand="0" w:firstRowFirstColumn="0" w:firstRowLastColumn="0" w:lastRowFirstColumn="0" w:lastRowLastColumn="0"/>
+            </w:pPr>
+            <w:r>
+              <w:t>Planned</w:t>
             </w:r>
           </w:p>
         </w:tc>
@@ -1338,14 +1337,14 @@
         <w:tc>
           <w:tcPr>
             <w:tcW w:w="2000" w:type="dxa"/>
-            <w:shd w:val="clear" w:color="auto" w:fill="ED7D31" w:themeFill="accent2"/>
+            <w:shd w:val="clear" w:color="auto" w:fill="7030A0"/>
           </w:tcPr>
           <w:p>
             <w:pPr>
               <w:cnfStyle w:val="000000010000" w:firstRow="0" w:lastRow="0" w:firstColumn="0" w:lastColumn="0" w:oddVBand="0" w:evenVBand="0" w:oddHBand="0" w:evenHBand="1" w:firstRowFirstColumn="0" w:firstRowLastColumn="0" w:lastRowFirstColumn="0" w:lastRowLastColumn="0"/>
             </w:pPr>
             <w:r>
-              <w:t>To be decided</w:t>
+              <w:t>Planned</w:t>
             </w:r>
           </w:p>
         </w:tc>
@@ -1390,22 +1389,301 @@
         <w:tc>
           <w:tcPr>
             <w:tcW w:w="2000" w:type="dxa"/>
+            <w:shd w:val="clear" w:color="auto" w:fill="7030A0"/>
+          </w:tcPr>
+          <w:p>
+            <w:pPr>
+              <w:cnfStyle w:val="000000100000" w:firstRow="0" w:lastRow="0" w:firstColumn="0" w:lastColumn="0" w:oddVBand="0" w:evenVBand="0" w:oddHBand="1" w:evenHBand="0" w:firstRowFirstColumn="0" w:firstRowLastColumn="0" w:lastRowFirstColumn="0" w:lastRowLastColumn="0"/>
+            </w:pPr>
+            <w:r>
+              <w:t>Planned</w:t>
+            </w:r>
+          </w:p>
+        </w:tc>
+      </w:tr>
+    </w:tbl>
+    <w:p>
+      <w:pPr>
+        <w:spacing w:before="60" w:after="60"/>
+      </w:pPr>
+    </w:p>
+    <w:p>
+      <w:pPr>
+        <w:pStyle w:val="Heading2"/>
+      </w:pPr>
+      <w:r>
+        <w:t>4.1 Player Stats</w:t>
+      </w:r>
+    </w:p>
+    <w:p/>
+    <w:tbl>
+      <w:tblPr>
+        <w:tblStyle w:val="DWGDD"/>
+        <w:tblW w:w="0" w:type="auto"/>
+        <w:tblLook w:val="04A0" w:firstRow="1" w:lastRow="0" w:firstColumn="1" w:lastColumn="0" w:noHBand="0" w:noVBand="1"/>
+      </w:tblPr>
+      <w:tblGrid>
+        <w:gridCol w:w="2547"/>
+        <w:gridCol w:w="4819"/>
+        <w:gridCol w:w="1984"/>
+      </w:tblGrid>
+      <w:tr>
+        <w:trPr>
+          <w:cnfStyle w:val="100000000000" w:firstRow="1" w:lastRow="0" w:firstColumn="0" w:lastColumn="0" w:oddVBand="0" w:evenVBand="0" w:oddHBand="0" w:evenHBand="0" w:firstRowFirstColumn="0" w:firstRowLastColumn="0" w:lastRowFirstColumn="0" w:lastRowLastColumn="0"/>
+        </w:trPr>
+        <w:tc>
+          <w:tcPr>
+            <w:cnfStyle w:val="001000000000" w:firstRow="0" w:lastRow="0" w:firstColumn="1" w:lastColumn="0" w:oddVBand="0" w:evenVBand="0" w:oddHBand="0" w:evenHBand="0" w:firstRowFirstColumn="0" w:firstRowLastColumn="0" w:lastRowFirstColumn="0" w:lastRowLastColumn="0"/>
+            <w:tcW w:w="2547" w:type="dxa"/>
+          </w:tcPr>
+          <w:p>
+            <w:pPr>
+              <w:rPr>
+                <w:color w:val="F6F6F6"/>
+              </w:rPr>
+            </w:pPr>
+            <w:r>
+              <w:rPr>
+                <w:color w:val="F6F6F6"/>
+              </w:rPr>
+              <w:t>Stat</w:t>
+            </w:r>
+          </w:p>
+        </w:tc>
+        <w:tc>
+          <w:tcPr>
+            <w:tcW w:w="4819" w:type="dxa"/>
+          </w:tcPr>
+          <w:p>
+            <w:pPr>
+              <w:cnfStyle w:val="100000000000" w:firstRow="1" w:lastRow="0" w:firstColumn="0" w:lastColumn="0" w:oddVBand="0" w:evenVBand="0" w:oddHBand="0" w:evenHBand="0" w:firstRowFirstColumn="0" w:firstRowLastColumn="0" w:lastRowFirstColumn="0" w:lastRowLastColumn="0"/>
+              <w:rPr>
+                <w:color w:val="F6F6F6"/>
+              </w:rPr>
+            </w:pPr>
+            <w:r>
+              <w:rPr>
+                <w:color w:val="F6F6F6"/>
+              </w:rPr>
+              <w:t>Description</w:t>
+            </w:r>
+          </w:p>
+        </w:tc>
+        <w:tc>
+          <w:tcPr>
+            <w:tcW w:w="1984" w:type="dxa"/>
+          </w:tcPr>
+          <w:p>
+            <w:pPr>
+              <w:cnfStyle w:val="100000000000" w:firstRow="1" w:lastRow="0" w:firstColumn="0" w:lastColumn="0" w:oddVBand="0" w:evenVBand="0" w:oddHBand="0" w:evenHBand="0" w:firstRowFirstColumn="0" w:firstRowLastColumn="0" w:lastRowFirstColumn="0" w:lastRowLastColumn="0"/>
+              <w:rPr>
+                <w:color w:val="F6F6F6"/>
+              </w:rPr>
+            </w:pPr>
+            <w:r>
+              <w:rPr>
+                <w:color w:val="F6F6F6"/>
+              </w:rPr>
+              <w:t>Status</w:t>
+            </w:r>
+          </w:p>
+        </w:tc>
+      </w:tr>
+      <w:tr>
+        <w:trPr>
+          <w:cnfStyle w:val="000000100000" w:firstRow="0" w:lastRow="0" w:firstColumn="0" w:lastColumn="0" w:oddVBand="0" w:evenVBand="0" w:oddHBand="1" w:evenHBand="0" w:firstRowFirstColumn="0" w:firstRowLastColumn="0" w:lastRowFirstColumn="0" w:lastRowLastColumn="0"/>
+        </w:trPr>
+        <w:tc>
+          <w:tcPr>
+            <w:cnfStyle w:val="001000000000" w:firstRow="0" w:lastRow="0" w:firstColumn="1" w:lastColumn="0" w:oddVBand="0" w:evenVBand="0" w:oddHBand="0" w:evenHBand="0" w:firstRowFirstColumn="0" w:firstRowLastColumn="0" w:lastRowFirstColumn="0" w:lastRowLastColumn="0"/>
+            <w:tcW w:w="2547" w:type="dxa"/>
+          </w:tcPr>
+          <w:p>
+            <w:pPr>
+              <w:rPr>
+                <w:color w:val="auto"/>
+              </w:rPr>
+            </w:pPr>
+            <w:r>
+              <w:rPr>
+                <w:color w:val="auto"/>
+              </w:rPr>
+              <w:t>Defense</w:t>
+            </w:r>
+          </w:p>
+        </w:tc>
+        <w:tc>
+          <w:tcPr>
+            <w:tcW w:w="4819" w:type="dxa"/>
+          </w:tcPr>
+          <w:p>
+            <w:pPr>
+              <w:cnfStyle w:val="000000100000" w:firstRow="0" w:lastRow="0" w:firstColumn="0" w:lastColumn="0" w:oddVBand="0" w:evenVBand="0" w:oddHBand="1" w:evenHBand="0" w:firstRowFirstColumn="0" w:firstRowLastColumn="0" w:lastRowFirstColumn="0" w:lastRowLastColumn="0"/>
+              <w:rPr>
+                <w:color w:val="auto"/>
+              </w:rPr>
+            </w:pPr>
+            <w:r>
+              <w:rPr>
+                <w:color w:val="auto"/>
+              </w:rPr>
+              <w:t>Amount of damage sustainable between rests</w:t>
+            </w:r>
+          </w:p>
+        </w:tc>
+        <w:tc>
+          <w:tcPr>
+            <w:tcW w:w="1984" w:type="dxa"/>
             <w:shd w:val="clear" w:color="auto" w:fill="ED7D31" w:themeFill="accent2"/>
           </w:tcPr>
           <w:p>
             <w:pPr>
               <w:cnfStyle w:val="000000100000" w:firstRow="0" w:lastRow="0" w:firstColumn="0" w:lastColumn="0" w:oddVBand="0" w:evenVBand="0" w:oddHBand="1" w:evenHBand="0" w:firstRowFirstColumn="0" w:firstRowLastColumn="0" w:lastRowFirstColumn="0" w:lastRowLastColumn="0"/>
-            </w:pPr>
-            <w:r>
+              <w:rPr>
+                <w:color w:val="auto"/>
+              </w:rPr>
+            </w:pPr>
+            <w:r>
+              <w:rPr>
+                <w:color w:val="auto"/>
+              </w:rPr>
               <w:t>To be decided</w:t>
             </w:r>
           </w:p>
         </w:tc>
       </w:tr>
+      <w:tr>
+        <w:trPr>
+          <w:cnfStyle w:val="000000010000" w:firstRow="0" w:lastRow="0" w:firstColumn="0" w:lastColumn="0" w:oddVBand="0" w:evenVBand="0" w:oddHBand="0" w:evenHBand="1" w:firstRowFirstColumn="0" w:firstRowLastColumn="0" w:lastRowFirstColumn="0" w:lastRowLastColumn="0"/>
+        </w:trPr>
+        <w:tc>
+          <w:tcPr>
+            <w:cnfStyle w:val="001000000000" w:firstRow="0" w:lastRow="0" w:firstColumn="1" w:lastColumn="0" w:oddVBand="0" w:evenVBand="0" w:oddHBand="0" w:evenHBand="0" w:firstRowFirstColumn="0" w:firstRowLastColumn="0" w:lastRowFirstColumn="0" w:lastRowLastColumn="0"/>
+            <w:tcW w:w="2547" w:type="dxa"/>
+          </w:tcPr>
+          <w:p>
+            <w:pPr>
+              <w:rPr>
+                <w:color w:val="auto"/>
+              </w:rPr>
+            </w:pPr>
+            <w:r>
+              <w:rPr>
+                <w:color w:val="auto"/>
+              </w:rPr>
+              <w:t>Magic Damage</w:t>
+            </w:r>
+          </w:p>
+        </w:tc>
+        <w:tc>
+          <w:tcPr>
+            <w:tcW w:w="4819" w:type="dxa"/>
+          </w:tcPr>
+          <w:p>
+            <w:pPr>
+              <w:cnfStyle w:val="000000010000" w:firstRow="0" w:lastRow="0" w:firstColumn="0" w:lastColumn="0" w:oddVBand="0" w:evenVBand="0" w:oddHBand="0" w:evenHBand="1" w:firstRowFirstColumn="0" w:firstRowLastColumn="0" w:lastRowFirstColumn="0" w:lastRowLastColumn="0"/>
+              <w:rPr>
+                <w:color w:val="auto"/>
+              </w:rPr>
+            </w:pPr>
+            <w:r>
+              <w:rPr>
+                <w:color w:val="auto"/>
+              </w:rPr>
+              <w:t>Maximum amount of raw magic damage able to deal in a single attack</w:t>
+            </w:r>
+          </w:p>
+        </w:tc>
+        <w:tc>
+          <w:tcPr>
+            <w:tcW w:w="1984" w:type="dxa"/>
+            <w:shd w:val="clear" w:color="auto" w:fill="ED7D31" w:themeFill="accent2"/>
+          </w:tcPr>
+          <w:p>
+            <w:pPr>
+              <w:cnfStyle w:val="000000010000" w:firstRow="0" w:lastRow="0" w:firstColumn="0" w:lastColumn="0" w:oddVBand="0" w:evenVBand="0" w:oddHBand="0" w:evenHBand="1" w:firstRowFirstColumn="0" w:firstRowLastColumn="0" w:lastRowFirstColumn="0" w:lastRowLastColumn="0"/>
+              <w:rPr>
+                <w:color w:val="auto"/>
+              </w:rPr>
+            </w:pPr>
+            <w:r>
+              <w:rPr>
+                <w:color w:val="auto"/>
+              </w:rPr>
+              <w:t>To be decided</w:t>
+            </w:r>
+          </w:p>
+        </w:tc>
+      </w:tr>
+      <w:tr>
+        <w:trPr>
+          <w:cnfStyle w:val="000000100000" w:firstRow="0" w:lastRow="0" w:firstColumn="0" w:lastColumn="0" w:oddVBand="0" w:evenVBand="0" w:oddHBand="1" w:evenHBand="0" w:firstRowFirstColumn="0" w:firstRowLastColumn="0" w:lastRowFirstColumn="0" w:lastRowLastColumn="0"/>
+        </w:trPr>
+        <w:tc>
+          <w:tcPr>
+            <w:cnfStyle w:val="001000000000" w:firstRow="0" w:lastRow="0" w:firstColumn="1" w:lastColumn="0" w:oddVBand="0" w:evenVBand="0" w:oddHBand="0" w:evenHBand="0" w:firstRowFirstColumn="0" w:firstRowLastColumn="0" w:lastRowFirstColumn="0" w:lastRowLastColumn="0"/>
+            <w:tcW w:w="2547" w:type="dxa"/>
+          </w:tcPr>
+          <w:p>
+            <w:pPr>
+              <w:rPr>
+                <w:color w:val="auto"/>
+              </w:rPr>
+            </w:pPr>
+            <w:r>
+              <w:rPr>
+                <w:color w:val="auto"/>
+              </w:rPr>
+              <w:t>Stamina</w:t>
+            </w:r>
+          </w:p>
+        </w:tc>
+        <w:tc>
+          <w:tcPr>
+            <w:tcW w:w="4819" w:type="dxa"/>
+          </w:tcPr>
+          <w:p>
+            <w:pPr>
+              <w:cnfStyle w:val="000000100000" w:firstRow="0" w:lastRow="0" w:firstColumn="0" w:lastColumn="0" w:oddVBand="0" w:evenVBand="0" w:oddHBand="1" w:evenHBand="0" w:firstRowFirstColumn="0" w:firstRowLastColumn="0" w:lastRowFirstColumn="0" w:lastRowLastColumn="0"/>
+              <w:rPr>
+                <w:color w:val="auto"/>
+              </w:rPr>
+            </w:pPr>
+            <w:r>
+              <w:rPr>
+                <w:color w:val="auto"/>
+              </w:rPr>
+              <w:t>Maximum amount of battle being able to enter between rests</w:t>
+            </w:r>
+          </w:p>
+        </w:tc>
+        <w:tc>
+          <w:tcPr>
+            <w:tcW w:w="1984" w:type="dxa"/>
+            <w:shd w:val="clear" w:color="auto" w:fill="ED7D31" w:themeFill="accent2"/>
+          </w:tcPr>
+          <w:p>
+            <w:pPr>
+              <w:cnfStyle w:val="000000100000" w:firstRow="0" w:lastRow="0" w:firstColumn="0" w:lastColumn="0" w:oddVBand="0" w:evenVBand="0" w:oddHBand="1" w:evenHBand="0" w:firstRowFirstColumn="0" w:firstRowLastColumn="0" w:lastRowFirstColumn="0" w:lastRowLastColumn="0"/>
+              <w:rPr>
+                <w:color w:val="auto"/>
+              </w:rPr>
+            </w:pPr>
+            <w:r>
+              <w:rPr>
+                <w:color w:val="auto"/>
+              </w:rPr>
+              <w:t>To be decided</w:t>
+            </w:r>
+          </w:p>
+        </w:tc>
+      </w:tr>
     </w:tbl>
     <w:p>
       <w:pPr>
-        <w:spacing w:before="60" w:after="60"/>
+        <w:rPr>
+          <w:color w:val="F6F6F6"/>
+        </w:rPr>
       </w:pPr>
     </w:p>
     <w:p>
@@ -1555,6 +1833,7 @@
                 <w:sz w:val="20"/>
                 <w:szCs w:val="20"/>
               </w:rPr>
+              <w:lastRenderedPageBreak/>
               <w:t>Base / Town Hall</w:t>
             </w:r>
           </w:p>
@@ -1965,7 +2244,6 @@
                 <w:sz w:val="20"/>
                 <w:szCs w:val="20"/>
               </w:rPr>
-              <w:lastRenderedPageBreak/>
               <w:t>Smeltery</w:t>
             </w:r>
           </w:p>
@@ -2347,29 +2625,7 @@
                 <w:sz w:val="20"/>
                 <w:szCs w:val="20"/>
               </w:rPr>
-              <w:t xml:space="preserve">Crafted at Forge, provides </w:t>
-            </w:r>
-            <w:proofErr w:type="spellStart"/>
-            <w:r>
-              <w:rPr>
-                <w:i/>
-                <w:iCs/>
-                <w:color w:val="171717" w:themeColor="background2" w:themeShade="1A"/>
-                <w:sz w:val="20"/>
-                <w:szCs w:val="20"/>
-              </w:rPr>
-              <w:t>defense</w:t>
-            </w:r>
-            <w:proofErr w:type="spellEnd"/>
-            <w:r>
-              <w:rPr>
-                <w:i/>
-                <w:iCs/>
-                <w:color w:val="171717" w:themeColor="background2" w:themeShade="1A"/>
-                <w:sz w:val="20"/>
-                <w:szCs w:val="20"/>
-              </w:rPr>
-              <w:t xml:space="preserve"> stats — details TBD</w:t>
+              <w:t>Crafted at Forge, provides defense stats — details TBD</w:t>
             </w:r>
           </w:p>
         </w:tc>
@@ -2947,7 +3203,6 @@
                 <w:sz w:val="20"/>
                 <w:szCs w:val="20"/>
               </w:rPr>
-              <w:lastRenderedPageBreak/>
               <w:t>Player interaction animation</w:t>
             </w:r>
           </w:p>
@@ -3540,17 +3795,8 @@
                 <w:sz w:val="20"/>
                 <w:szCs w:val="20"/>
               </w:rPr>
-              <w:t xml:space="preserve">Hub environment </w:t>
-            </w:r>
-            <w:proofErr w:type="spellStart"/>
-            <w:r>
-              <w:rPr>
-                <w:sz w:val="20"/>
-                <w:szCs w:val="20"/>
-              </w:rPr>
-              <w:t>tileset</w:t>
-            </w:r>
-            <w:proofErr w:type="spellEnd"/>
+              <w:t>Hub environment tileset</w:t>
+            </w:r>
           </w:p>
         </w:tc>
         <w:tc>
@@ -3920,6 +4166,7 @@
                 <w:sz w:val="20"/>
                 <w:szCs w:val="20"/>
               </w:rPr>
+              <w:lastRenderedPageBreak/>
               <w:t>Sound Effects</w:t>
             </w:r>
           </w:p>
@@ -4042,457 +4289,10 @@
         </w:pBdr>
       </w:pPr>
       <w:r>
-        <w:t>9. Open Questions</w:t>
+        <w:t>9</w:t>
       </w:r>
-    </w:p>
-    <w:p>
-      <w:pPr>
-        <w:spacing w:before="80" w:after="80"/>
-      </w:pPr>
       <w:r>
-        <w:t>All unresolved design decisions are tracked here. Each question needs a team decision and a deadline. Once resolved, move the answer to the relevant section and remove it from this table.</w:t>
-      </w:r>
-    </w:p>
-    <w:p>
-      <w:pPr>
-        <w:spacing w:before="60" w:after="60"/>
-      </w:pPr>
-    </w:p>
-    <w:tbl>
-      <w:tblPr>
-        <w:tblStyle w:val="DWGDD"/>
-        <w:tblW w:w="5360" w:type="dxa"/>
-        <w:tblLook w:val="04A0" w:firstRow="1" w:lastRow="0" w:firstColumn="1" w:lastColumn="0" w:noHBand="0" w:noVBand="1"/>
-      </w:tblPr>
-      <w:tblGrid>
-        <w:gridCol w:w="720"/>
-        <w:gridCol w:w="4640"/>
-      </w:tblGrid>
-      <w:tr>
-        <w:trPr>
-          <w:cnfStyle w:val="100000000000" w:firstRow="1" w:lastRow="0" w:firstColumn="0" w:lastColumn="0" w:oddVBand="0" w:evenVBand="0" w:oddHBand="0" w:evenHBand="0" w:firstRowFirstColumn="0" w:firstRowLastColumn="0" w:lastRowFirstColumn="0" w:lastRowLastColumn="0"/>
-        </w:trPr>
-        <w:tc>
-          <w:tcPr>
-            <w:cnfStyle w:val="001000000000" w:firstRow="0" w:lastRow="0" w:firstColumn="1" w:lastColumn="0" w:oddVBand="0" w:evenVBand="0" w:oddHBand="0" w:evenHBand="0" w:firstRowFirstColumn="0" w:firstRowLastColumn="0" w:lastRowFirstColumn="0" w:lastRowLastColumn="0"/>
-            <w:tcW w:w="720" w:type="dxa"/>
-          </w:tcPr>
-          <w:p>
-            <w:r>
-              <w:rPr>
-                <w:bCs/>
-                <w:color w:val="FFFFFF"/>
-                <w:sz w:val="20"/>
-                <w:szCs w:val="20"/>
-              </w:rPr>
-              <w:lastRenderedPageBreak/>
-              <w:t>#</w:t>
-            </w:r>
-          </w:p>
-        </w:tc>
-        <w:tc>
-          <w:tcPr>
-            <w:tcW w:w="4640" w:type="dxa"/>
-          </w:tcPr>
-          <w:p>
-            <w:pPr>
-              <w:cnfStyle w:val="100000000000" w:firstRow="1" w:lastRow="0" w:firstColumn="0" w:lastColumn="0" w:oddVBand="0" w:evenVBand="0" w:oddHBand="0" w:evenHBand="0" w:firstRowFirstColumn="0" w:firstRowLastColumn="0" w:lastRowFirstColumn="0" w:lastRowLastColumn="0"/>
-            </w:pPr>
-            <w:r>
-              <w:rPr>
-                <w:bCs/>
-                <w:color w:val="FFFFFF"/>
-                <w:sz w:val="20"/>
-                <w:szCs w:val="20"/>
-              </w:rPr>
-              <w:t>Question</w:t>
-            </w:r>
-          </w:p>
-        </w:tc>
-      </w:tr>
-      <w:tr>
-        <w:trPr>
-          <w:cnfStyle w:val="000000100000" w:firstRow="0" w:lastRow="0" w:firstColumn="0" w:lastColumn="0" w:oddVBand="0" w:evenVBand="0" w:oddHBand="1" w:evenHBand="0" w:firstRowFirstColumn="0" w:firstRowLastColumn="0" w:lastRowFirstColumn="0" w:lastRowLastColumn="0"/>
-        </w:trPr>
-        <w:tc>
-          <w:tcPr>
-            <w:cnfStyle w:val="001000000000" w:firstRow="0" w:lastRow="0" w:firstColumn="1" w:lastColumn="0" w:oddVBand="0" w:evenVBand="0" w:oddHBand="0" w:evenHBand="0" w:firstRowFirstColumn="0" w:firstRowLastColumn="0" w:lastRowFirstColumn="0" w:lastRowLastColumn="0"/>
-            <w:tcW w:w="720" w:type="dxa"/>
-          </w:tcPr>
-          <w:p>
-            <w:pPr>
-              <w:jc w:val="center"/>
-            </w:pPr>
-            <w:r>
-              <w:rPr>
-                <w:bCs/>
-                <w:color w:val="E8603C"/>
-                <w:sz w:val="20"/>
-                <w:szCs w:val="20"/>
-              </w:rPr>
-              <w:t>Q-01</w:t>
-            </w:r>
-          </w:p>
-        </w:tc>
-        <w:tc>
-          <w:tcPr>
-            <w:tcW w:w="4640" w:type="dxa"/>
-          </w:tcPr>
-          <w:p>
-            <w:pPr>
-              <w:cnfStyle w:val="000000100000" w:firstRow="0" w:lastRow="0" w:firstColumn="0" w:lastColumn="0" w:oddVBand="0" w:evenVBand="0" w:oddHBand="1" w:evenHBand="0" w:firstRowFirstColumn="0" w:firstRowLastColumn="0" w:lastRowFirstColumn="0" w:lastRowLastColumn="0"/>
-            </w:pPr>
-            <w:r>
-              <w:rPr>
-                <w:sz w:val="20"/>
-                <w:szCs w:val="20"/>
-              </w:rPr>
-              <w:t xml:space="preserve">How does building interaction work — </w:t>
-            </w:r>
-            <w:proofErr w:type="spellStart"/>
-            <w:r>
-              <w:rPr>
-                <w:sz w:val="20"/>
-                <w:szCs w:val="20"/>
-              </w:rPr>
-              <w:t>fullscreen</w:t>
-            </w:r>
-            <w:proofErr w:type="spellEnd"/>
-            <w:r>
-              <w:rPr>
-                <w:sz w:val="20"/>
-                <w:szCs w:val="20"/>
-              </w:rPr>
-              <w:t xml:space="preserve"> window or a non-</w:t>
-            </w:r>
-            <w:proofErr w:type="spellStart"/>
-            <w:r>
-              <w:rPr>
-                <w:sz w:val="20"/>
-                <w:szCs w:val="20"/>
-              </w:rPr>
-              <w:t>fullscreen</w:t>
-            </w:r>
-            <w:proofErr w:type="spellEnd"/>
-            <w:r>
-              <w:rPr>
-                <w:sz w:val="20"/>
-                <w:szCs w:val="20"/>
-              </w:rPr>
-              <w:t xml:space="preserve"> overlay menu?</w:t>
-            </w:r>
-          </w:p>
-        </w:tc>
-      </w:tr>
-      <w:tr>
-        <w:trPr>
-          <w:cnfStyle w:val="000000010000" w:firstRow="0" w:lastRow="0" w:firstColumn="0" w:lastColumn="0" w:oddVBand="0" w:evenVBand="0" w:oddHBand="0" w:evenHBand="1" w:firstRowFirstColumn="0" w:firstRowLastColumn="0" w:lastRowFirstColumn="0" w:lastRowLastColumn="0"/>
-        </w:trPr>
-        <w:tc>
-          <w:tcPr>
-            <w:cnfStyle w:val="001000000000" w:firstRow="0" w:lastRow="0" w:firstColumn="1" w:lastColumn="0" w:oddVBand="0" w:evenVBand="0" w:oddHBand="0" w:evenHBand="0" w:firstRowFirstColumn="0" w:firstRowLastColumn="0" w:lastRowFirstColumn="0" w:lastRowLastColumn="0"/>
-            <w:tcW w:w="720" w:type="dxa"/>
-          </w:tcPr>
-          <w:p>
-            <w:pPr>
-              <w:jc w:val="center"/>
-            </w:pPr>
-            <w:r>
-              <w:rPr>
-                <w:bCs/>
-                <w:color w:val="E8603C"/>
-                <w:sz w:val="20"/>
-                <w:szCs w:val="20"/>
-              </w:rPr>
-              <w:t>Q-02</w:t>
-            </w:r>
-          </w:p>
-        </w:tc>
-        <w:tc>
-          <w:tcPr>
-            <w:tcW w:w="4640" w:type="dxa"/>
-          </w:tcPr>
-          <w:p>
-            <w:pPr>
-              <w:cnfStyle w:val="000000010000" w:firstRow="0" w:lastRow="0" w:firstColumn="0" w:lastColumn="0" w:oddVBand="0" w:evenVBand="0" w:oddHBand="0" w:evenHBand="1" w:firstRowFirstColumn="0" w:firstRowLastColumn="0" w:lastRowFirstColumn="0" w:lastRowLastColumn="0"/>
-            </w:pPr>
-            <w:r>
-              <w:rPr>
-                <w:sz w:val="20"/>
-                <w:szCs w:val="20"/>
-              </w:rPr>
-              <w:t>What exactly is the Base building? Town Hall for main quest? Observatory? What does the player do inside it?</w:t>
-            </w:r>
-          </w:p>
-        </w:tc>
-      </w:tr>
-      <w:tr>
-        <w:trPr>
-          <w:cnfStyle w:val="000000100000" w:firstRow="0" w:lastRow="0" w:firstColumn="0" w:lastColumn="0" w:oddVBand="0" w:evenVBand="0" w:oddHBand="1" w:evenHBand="0" w:firstRowFirstColumn="0" w:firstRowLastColumn="0" w:lastRowFirstColumn="0" w:lastRowLastColumn="0"/>
-        </w:trPr>
-        <w:tc>
-          <w:tcPr>
-            <w:cnfStyle w:val="001000000000" w:firstRow="0" w:lastRow="0" w:firstColumn="1" w:lastColumn="0" w:oddVBand="0" w:evenVBand="0" w:oddHBand="0" w:evenHBand="0" w:firstRowFirstColumn="0" w:firstRowLastColumn="0" w:lastRowFirstColumn="0" w:lastRowLastColumn="0"/>
-            <w:tcW w:w="720" w:type="dxa"/>
-          </w:tcPr>
-          <w:p>
-            <w:pPr>
-              <w:jc w:val="center"/>
-            </w:pPr>
-            <w:r>
-              <w:rPr>
-                <w:bCs/>
-                <w:color w:val="E8603C"/>
-                <w:sz w:val="20"/>
-                <w:szCs w:val="20"/>
-              </w:rPr>
-              <w:t>Q-03</w:t>
-            </w:r>
-          </w:p>
-        </w:tc>
-        <w:tc>
-          <w:tcPr>
-            <w:tcW w:w="4640" w:type="dxa"/>
-          </w:tcPr>
-          <w:p>
-            <w:pPr>
-              <w:cnfStyle w:val="000000100000" w:firstRow="0" w:lastRow="0" w:firstColumn="0" w:lastColumn="0" w:oddVBand="0" w:evenVBand="0" w:oddHBand="1" w:evenHBand="0" w:firstRowFirstColumn="0" w:firstRowLastColumn="0" w:lastRowFirstColumn="0" w:lastRowLastColumn="0"/>
-            </w:pPr>
-            <w:r>
-              <w:rPr>
-                <w:sz w:val="20"/>
-                <w:szCs w:val="20"/>
-              </w:rPr>
-              <w:t>What is the Training Hall and what does the player do there?</w:t>
-            </w:r>
-          </w:p>
-        </w:tc>
-      </w:tr>
-      <w:tr>
-        <w:trPr>
-          <w:cnfStyle w:val="000000010000" w:firstRow="0" w:lastRow="0" w:firstColumn="0" w:lastColumn="0" w:oddVBand="0" w:evenVBand="0" w:oddHBand="0" w:evenHBand="1" w:firstRowFirstColumn="0" w:firstRowLastColumn="0" w:lastRowFirstColumn="0" w:lastRowLastColumn="0"/>
-        </w:trPr>
-        <w:tc>
-          <w:tcPr>
-            <w:cnfStyle w:val="001000000000" w:firstRow="0" w:lastRow="0" w:firstColumn="1" w:lastColumn="0" w:oddVBand="0" w:evenVBand="0" w:oddHBand="0" w:evenHBand="0" w:firstRowFirstColumn="0" w:firstRowLastColumn="0" w:lastRowFirstColumn="0" w:lastRowLastColumn="0"/>
-            <w:tcW w:w="720" w:type="dxa"/>
-          </w:tcPr>
-          <w:p>
-            <w:pPr>
-              <w:jc w:val="center"/>
-            </w:pPr>
-            <w:r>
-              <w:rPr>
-                <w:bCs/>
-                <w:color w:val="E8603C"/>
-                <w:sz w:val="20"/>
-                <w:szCs w:val="20"/>
-              </w:rPr>
-              <w:t>Q-04</w:t>
-            </w:r>
-          </w:p>
-        </w:tc>
-        <w:tc>
-          <w:tcPr>
-            <w:tcW w:w="4640" w:type="dxa"/>
-          </w:tcPr>
-          <w:p>
-            <w:pPr>
-              <w:cnfStyle w:val="000000010000" w:firstRow="0" w:lastRow="0" w:firstColumn="0" w:lastColumn="0" w:oddVBand="0" w:evenVBand="0" w:oddHBand="0" w:evenHBand="1" w:firstRowFirstColumn="0" w:firstRowLastColumn="0" w:lastRowFirstColumn="0" w:lastRowLastColumn="0"/>
-            </w:pPr>
-            <w:r>
-              <w:rPr>
-                <w:sz w:val="20"/>
-                <w:szCs w:val="20"/>
-              </w:rPr>
-              <w:t>Will consumables (e.g. potions) be available in combat? If yes, how are they acquired and used?</w:t>
-            </w:r>
-          </w:p>
-        </w:tc>
-      </w:tr>
-      <w:tr>
-        <w:trPr>
-          <w:cnfStyle w:val="000000100000" w:firstRow="0" w:lastRow="0" w:firstColumn="0" w:lastColumn="0" w:oddVBand="0" w:evenVBand="0" w:oddHBand="1" w:evenHBand="0" w:firstRowFirstColumn="0" w:firstRowLastColumn="0" w:lastRowFirstColumn="0" w:lastRowLastColumn="0"/>
-        </w:trPr>
-        <w:tc>
-          <w:tcPr>
-            <w:cnfStyle w:val="001000000000" w:firstRow="0" w:lastRow="0" w:firstColumn="1" w:lastColumn="0" w:oddVBand="0" w:evenVBand="0" w:oddHBand="0" w:evenHBand="0" w:firstRowFirstColumn="0" w:firstRowLastColumn="0" w:lastRowFirstColumn="0" w:lastRowLastColumn="0"/>
-            <w:tcW w:w="720" w:type="dxa"/>
-          </w:tcPr>
-          <w:p>
-            <w:pPr>
-              <w:jc w:val="center"/>
-            </w:pPr>
-            <w:r>
-              <w:rPr>
-                <w:bCs/>
-                <w:color w:val="E8603C"/>
-                <w:sz w:val="20"/>
-                <w:szCs w:val="20"/>
-              </w:rPr>
-              <w:t>Q-05</w:t>
-            </w:r>
-          </w:p>
-        </w:tc>
-        <w:tc>
-          <w:tcPr>
-            <w:tcW w:w="4640" w:type="dxa"/>
-          </w:tcPr>
-          <w:p>
-            <w:pPr>
-              <w:cnfStyle w:val="000000100000" w:firstRow="0" w:lastRow="0" w:firstColumn="0" w:lastColumn="0" w:oddVBand="0" w:evenVBand="0" w:oddHBand="1" w:evenHBand="0" w:firstRowFirstColumn="0" w:firstRowLastColumn="0" w:lastRowFirstColumn="0" w:lastRowLastColumn="0"/>
-            </w:pPr>
-            <w:r>
-              <w:rPr>
-                <w:sz w:val="20"/>
-                <w:szCs w:val="20"/>
-              </w:rPr>
-              <w:t>What is the turn order system? Speed-based, fixed player-first, or random?</w:t>
-            </w:r>
-          </w:p>
-        </w:tc>
-      </w:tr>
-      <w:tr>
-        <w:trPr>
-          <w:cnfStyle w:val="000000010000" w:firstRow="0" w:lastRow="0" w:firstColumn="0" w:lastColumn="0" w:oddVBand="0" w:evenVBand="0" w:oddHBand="0" w:evenHBand="1" w:firstRowFirstColumn="0" w:firstRowLastColumn="0" w:lastRowFirstColumn="0" w:lastRowLastColumn="0"/>
-        </w:trPr>
-        <w:tc>
-          <w:tcPr>
-            <w:cnfStyle w:val="001000000000" w:firstRow="0" w:lastRow="0" w:firstColumn="1" w:lastColumn="0" w:oddVBand="0" w:evenVBand="0" w:oddHBand="0" w:evenHBand="0" w:firstRowFirstColumn="0" w:firstRowLastColumn="0" w:lastRowFirstColumn="0" w:lastRowLastColumn="0"/>
-            <w:tcW w:w="720" w:type="dxa"/>
-          </w:tcPr>
-          <w:p>
-            <w:pPr>
-              <w:jc w:val="center"/>
-            </w:pPr>
-            <w:r>
-              <w:rPr>
-                <w:bCs/>
-                <w:color w:val="E8603C"/>
-                <w:sz w:val="20"/>
-                <w:szCs w:val="20"/>
-              </w:rPr>
-              <w:t>Q-06</w:t>
-            </w:r>
-          </w:p>
-        </w:tc>
-        <w:tc>
-          <w:tcPr>
-            <w:tcW w:w="4640" w:type="dxa"/>
-          </w:tcPr>
-          <w:p>
-            <w:pPr>
-              <w:cnfStyle w:val="000000010000" w:firstRow="0" w:lastRow="0" w:firstColumn="0" w:lastColumn="0" w:oddVBand="0" w:evenVBand="0" w:oddHBand="0" w:evenHBand="1" w:firstRowFirstColumn="0" w:firstRowLastColumn="0" w:lastRowFirstColumn="0" w:lastRowLastColumn="0"/>
-            </w:pPr>
-            <w:r>
-              <w:rPr>
-                <w:sz w:val="20"/>
-                <w:szCs w:val="20"/>
-              </w:rPr>
-              <w:t>What is the damage formula? What stats factor in?</w:t>
-            </w:r>
-          </w:p>
-        </w:tc>
-      </w:tr>
-      <w:tr>
-        <w:trPr>
-          <w:cnfStyle w:val="000000100000" w:firstRow="0" w:lastRow="0" w:firstColumn="0" w:lastColumn="0" w:oddVBand="0" w:evenVBand="0" w:oddHBand="1" w:evenHBand="0" w:firstRowFirstColumn="0" w:firstRowLastColumn="0" w:lastRowFirstColumn="0" w:lastRowLastColumn="0"/>
-        </w:trPr>
-        <w:tc>
-          <w:tcPr>
-            <w:cnfStyle w:val="001000000000" w:firstRow="0" w:lastRow="0" w:firstColumn="1" w:lastColumn="0" w:oddVBand="0" w:evenVBand="0" w:oddHBand="0" w:evenHBand="0" w:firstRowFirstColumn="0" w:firstRowLastColumn="0" w:lastRowFirstColumn="0" w:lastRowLastColumn="0"/>
-            <w:tcW w:w="720" w:type="dxa"/>
-          </w:tcPr>
-          <w:p>
-            <w:pPr>
-              <w:jc w:val="center"/>
-            </w:pPr>
-            <w:r>
-              <w:rPr>
-                <w:bCs/>
-                <w:color w:val="E8603C"/>
-                <w:sz w:val="20"/>
-                <w:szCs w:val="20"/>
-              </w:rPr>
-              <w:t>Q-07</w:t>
-            </w:r>
-          </w:p>
-        </w:tc>
-        <w:tc>
-          <w:tcPr>
-            <w:tcW w:w="4640" w:type="dxa"/>
-          </w:tcPr>
-          <w:p>
-            <w:pPr>
-              <w:cnfStyle w:val="000000100000" w:firstRow="0" w:lastRow="0" w:firstColumn="0" w:lastColumn="0" w:oddVBand="0" w:evenVBand="0" w:oddHBand="1" w:evenHBand="0" w:firstRowFirstColumn="0" w:firstRowLastColumn="0" w:lastRowFirstColumn="0" w:lastRowLastColumn="0"/>
-            </w:pPr>
-            <w:r>
-              <w:rPr>
-                <w:sz w:val="20"/>
-                <w:szCs w:val="20"/>
-              </w:rPr>
-              <w:t>Will ambient sound be included? If yes, is it looped background audio or dynamic?</w:t>
-            </w:r>
-          </w:p>
-        </w:tc>
-      </w:tr>
-      <w:tr>
-        <w:trPr>
-          <w:cnfStyle w:val="000000010000" w:firstRow="0" w:lastRow="0" w:firstColumn="0" w:lastColumn="0" w:oddVBand="0" w:evenVBand="0" w:oddHBand="0" w:evenHBand="1" w:firstRowFirstColumn="0" w:firstRowLastColumn="0" w:lastRowFirstColumn="0" w:lastRowLastColumn="0"/>
-        </w:trPr>
-        <w:tc>
-          <w:tcPr>
-            <w:cnfStyle w:val="001000000000" w:firstRow="0" w:lastRow="0" w:firstColumn="1" w:lastColumn="0" w:oddVBand="0" w:evenVBand="0" w:oddHBand="0" w:evenHBand="0" w:firstRowFirstColumn="0" w:firstRowLastColumn="0" w:lastRowFirstColumn="0" w:lastRowLastColumn="0"/>
-            <w:tcW w:w="720" w:type="dxa"/>
-          </w:tcPr>
-          <w:p>
-            <w:pPr>
-              <w:jc w:val="center"/>
-            </w:pPr>
-            <w:r>
-              <w:rPr>
-                <w:bCs/>
-                <w:color w:val="E8603C"/>
-                <w:sz w:val="20"/>
-                <w:szCs w:val="20"/>
-              </w:rPr>
-              <w:t>Q-08</w:t>
-            </w:r>
-          </w:p>
-        </w:tc>
-        <w:tc>
-          <w:tcPr>
-            <w:tcW w:w="4640" w:type="dxa"/>
-          </w:tcPr>
-          <w:p>
-            <w:pPr>
-              <w:cnfStyle w:val="000000010000" w:firstRow="0" w:lastRow="0" w:firstColumn="0" w:lastColumn="0" w:oddVBand="0" w:evenVBand="0" w:oddHBand="0" w:evenHBand="1" w:firstRowFirstColumn="0" w:firstRowLastColumn="0" w:lastRowFirstColumn="0" w:lastRowLastColumn="0"/>
-            </w:pPr>
-            <w:r>
-              <w:rPr>
-                <w:sz w:val="20"/>
-                <w:szCs w:val="20"/>
-              </w:rPr>
-              <w:t>Will pixel art be created in-house or sourced from asset packs? Or a mix?</w:t>
-            </w:r>
-          </w:p>
-        </w:tc>
-      </w:tr>
-    </w:tbl>
-    <w:p>
-      <w:pPr>
-        <w:spacing w:before="60" w:after="60"/>
-      </w:pPr>
-    </w:p>
-    <w:p>
-      <w:pPr>
-        <w:pStyle w:val="Heading1"/>
-        <w:pBdr>
-          <w:bottom w:val="single" w:sz="8" w:space="4" w:color="E8603C"/>
-        </w:pBdr>
-      </w:pPr>
-      <w:r>
-        <w:t>10. Development Tracker</w:t>
+        <w:t>. Development Tracker</w:t>
       </w:r>
     </w:p>
     <w:p>
@@ -4508,7 +4308,10 @@
         <w:pStyle w:val="Heading2"/>
       </w:pPr>
       <w:r>
-        <w:t>10.1 Hub</w:t>
+        <w:t>9</w:t>
+      </w:r>
+      <w:r>
+        <w:t>.1 Hub</w:t>
       </w:r>
     </w:p>
     <w:tbl>
@@ -4813,7 +4616,10 @@
         <w:pStyle w:val="Heading2"/>
       </w:pPr>
       <w:r>
-        <w:t>10.2 Combat</w:t>
+        <w:t>9</w:t>
+      </w:r>
+      <w:r>
+        <w:t>.2 Combat</w:t>
       </w:r>
     </w:p>
     <w:tbl>
@@ -5034,7 +4840,6 @@
                 <w:sz w:val="20"/>
                 <w:szCs w:val="20"/>
               </w:rPr>
-              <w:lastRenderedPageBreak/>
               <w:t>Enemy AI</w:t>
             </w:r>
           </w:p>
@@ -5163,7 +4968,10 @@
         <w:pStyle w:val="Heading2"/>
       </w:pPr>
       <w:r>
-        <w:t>10.3 Visuals</w:t>
+        <w:t>9</w:t>
+      </w:r>
+      <w:r>
+        <w:t>.3 Visuals</w:t>
       </w:r>
     </w:p>
     <w:tbl>
@@ -5448,6 +5256,7 @@
                 <w:sz w:val="20"/>
                 <w:szCs w:val="20"/>
               </w:rPr>
+              <w:lastRenderedPageBreak/>
               <w:t>Enemy sprites</w:t>
             </w:r>
           </w:p>
@@ -5532,6 +5341,909 @@
         </w:tc>
       </w:tr>
     </w:tbl>
+    <w:p/>
+    <w:p>
+      <w:pPr>
+        <w:rPr>
+          <w:b/>
+          <w:bCs/>
+          <w:color w:val="1B3A5C"/>
+          <w:sz w:val="36"/>
+          <w:szCs w:val="36"/>
+        </w:rPr>
+      </w:pPr>
+      <w:r>
+        <w:br w:type="page"/>
+      </w:r>
+    </w:p>
+    <w:p>
+      <w:pPr>
+        <w:pStyle w:val="Heading1"/>
+        <w:pBdr>
+          <w:bottom w:val="single" w:sz="8" w:space="4" w:color="E8603C"/>
+        </w:pBdr>
+      </w:pPr>
+      <w:r>
+        <w:lastRenderedPageBreak/>
+        <w:t># Open Questions</w:t>
+      </w:r>
+    </w:p>
+    <w:p>
+      <w:pPr>
+        <w:spacing w:before="80" w:after="80"/>
+      </w:pPr>
+      <w:r>
+        <w:t>All unresolved design decisions are tracked here. Each question needs a team decision and a deadline. Once resolved, move the answer to the relevant section and remove it from this table.</w:t>
+      </w:r>
+    </w:p>
+    <w:p>
+      <w:pPr>
+        <w:spacing w:before="60" w:after="60"/>
+      </w:pPr>
+    </w:p>
+    <w:tbl>
+      <w:tblPr>
+        <w:tblStyle w:val="DWGDD"/>
+        <w:tblW w:w="9350" w:type="dxa"/>
+        <w:tblLook w:val="04A0" w:firstRow="1" w:lastRow="0" w:firstColumn="1" w:lastColumn="0" w:noHBand="0" w:noVBand="1"/>
+      </w:tblPr>
+      <w:tblGrid>
+        <w:gridCol w:w="587"/>
+        <w:gridCol w:w="3120"/>
+        <w:gridCol w:w="3087"/>
+        <w:gridCol w:w="2556"/>
+      </w:tblGrid>
+      <w:tr>
+        <w:trPr>
+          <w:cnfStyle w:val="100000000000" w:firstRow="1" w:lastRow="0" w:firstColumn="0" w:lastColumn="0" w:oddVBand="0" w:evenVBand="0" w:oddHBand="0" w:evenHBand="0" w:firstRowFirstColumn="0" w:firstRowLastColumn="0" w:lastRowFirstColumn="0" w:lastRowLastColumn="0"/>
+        </w:trPr>
+        <w:tc>
+          <w:tcPr>
+            <w:cnfStyle w:val="001000000000" w:firstRow="0" w:lastRow="0" w:firstColumn="1" w:lastColumn="0" w:oddVBand="0" w:evenVBand="0" w:oddHBand="0" w:evenHBand="0" w:firstRowFirstColumn="0" w:firstRowLastColumn="0" w:lastRowFirstColumn="0" w:lastRowLastColumn="0"/>
+            <w:tcW w:w="587" w:type="dxa"/>
+          </w:tcPr>
+          <w:p>
+            <w:r>
+              <w:rPr>
+                <w:bCs/>
+                <w:color w:val="FFFFFF"/>
+                <w:sz w:val="20"/>
+                <w:szCs w:val="20"/>
+              </w:rPr>
+              <w:t>#</w:t>
+            </w:r>
+          </w:p>
+        </w:tc>
+        <w:tc>
+          <w:tcPr>
+            <w:tcW w:w="3120" w:type="dxa"/>
+          </w:tcPr>
+          <w:p>
+            <w:pPr>
+              <w:cnfStyle w:val="100000000000" w:firstRow="1" w:lastRow="0" w:firstColumn="0" w:lastColumn="0" w:oddVBand="0" w:evenVBand="0" w:oddHBand="0" w:evenHBand="0" w:firstRowFirstColumn="0" w:firstRowLastColumn="0" w:lastRowFirstColumn="0" w:lastRowLastColumn="0"/>
+            </w:pPr>
+            <w:r>
+              <w:rPr>
+                <w:bCs/>
+                <w:color w:val="FFFFFF"/>
+                <w:sz w:val="20"/>
+                <w:szCs w:val="20"/>
+              </w:rPr>
+              <w:t>Question</w:t>
+            </w:r>
+          </w:p>
+        </w:tc>
+        <w:tc>
+          <w:tcPr>
+            <w:tcW w:w="3087" w:type="dxa"/>
+          </w:tcPr>
+          <w:p>
+            <w:pPr>
+              <w:cnfStyle w:val="100000000000" w:firstRow="1" w:lastRow="0" w:firstColumn="0" w:lastColumn="0" w:oddVBand="0" w:evenVBand="0" w:oddHBand="0" w:evenHBand="0" w:firstRowFirstColumn="0" w:firstRowLastColumn="0" w:lastRowFirstColumn="0" w:lastRowLastColumn="0"/>
+              <w:rPr>
+                <w:bCs/>
+                <w:color w:val="FFFFFF"/>
+                <w:sz w:val="20"/>
+                <w:szCs w:val="20"/>
+              </w:rPr>
+            </w:pPr>
+            <w:r>
+              <w:rPr>
+                <w:bCs/>
+                <w:color w:val="FFFFFF"/>
+                <w:sz w:val="20"/>
+                <w:szCs w:val="20"/>
+              </w:rPr>
+              <w:t>Comments</w:t>
+            </w:r>
+          </w:p>
+        </w:tc>
+        <w:tc>
+          <w:tcPr>
+            <w:tcW w:w="2556" w:type="dxa"/>
+          </w:tcPr>
+          <w:p>
+            <w:pPr>
+              <w:cnfStyle w:val="100000000000" w:firstRow="1" w:lastRow="0" w:firstColumn="0" w:lastColumn="0" w:oddVBand="0" w:evenVBand="0" w:oddHBand="0" w:evenHBand="0" w:firstRowFirstColumn="0" w:firstRowLastColumn="0" w:lastRowFirstColumn="0" w:lastRowLastColumn="0"/>
+              <w:rPr>
+                <w:bCs/>
+                <w:color w:val="FFFFFF"/>
+                <w:sz w:val="20"/>
+                <w:szCs w:val="20"/>
+              </w:rPr>
+            </w:pPr>
+            <w:r>
+              <w:rPr>
+                <w:bCs/>
+                <w:color w:val="FFFFFF"/>
+                <w:sz w:val="20"/>
+                <w:szCs w:val="20"/>
+              </w:rPr>
+              <w:t>Status</w:t>
+            </w:r>
+          </w:p>
+        </w:tc>
+      </w:tr>
+      <w:tr>
+        <w:trPr>
+          <w:cnfStyle w:val="000000100000" w:firstRow="0" w:lastRow="0" w:firstColumn="0" w:lastColumn="0" w:oddVBand="0" w:evenVBand="0" w:oddHBand="1" w:evenHBand="0" w:firstRowFirstColumn="0" w:firstRowLastColumn="0" w:lastRowFirstColumn="0" w:lastRowLastColumn="0"/>
+        </w:trPr>
+        <w:tc>
+          <w:tcPr>
+            <w:cnfStyle w:val="001000000000" w:firstRow="0" w:lastRow="0" w:firstColumn="1" w:lastColumn="0" w:oddVBand="0" w:evenVBand="0" w:oddHBand="0" w:evenHBand="0" w:firstRowFirstColumn="0" w:firstRowLastColumn="0" w:lastRowFirstColumn="0" w:lastRowLastColumn="0"/>
+            <w:tcW w:w="587" w:type="dxa"/>
+          </w:tcPr>
+          <w:p>
+            <w:pPr>
+              <w:jc w:val="center"/>
+            </w:pPr>
+            <w:r>
+              <w:rPr>
+                <w:bCs/>
+                <w:color w:val="E8603C"/>
+                <w:sz w:val="20"/>
+                <w:szCs w:val="20"/>
+              </w:rPr>
+              <w:t>Q-01</w:t>
+            </w:r>
+          </w:p>
+        </w:tc>
+        <w:tc>
+          <w:tcPr>
+            <w:tcW w:w="3120" w:type="dxa"/>
+          </w:tcPr>
+          <w:p>
+            <w:pPr>
+              <w:cnfStyle w:val="000000100000" w:firstRow="0" w:lastRow="0" w:firstColumn="0" w:lastColumn="0" w:oddVBand="0" w:evenVBand="0" w:oddHBand="1" w:evenHBand="0" w:firstRowFirstColumn="0" w:firstRowLastColumn="0" w:lastRowFirstColumn="0" w:lastRowLastColumn="0"/>
+            </w:pPr>
+            <w:r>
+              <w:rPr>
+                <w:sz w:val="20"/>
+                <w:szCs w:val="20"/>
+              </w:rPr>
+              <w:t>How does building interaction work — fullscreen window or a non-fullscreen overlay menu?</w:t>
+            </w:r>
+          </w:p>
+        </w:tc>
+        <w:tc>
+          <w:tcPr>
+            <w:tcW w:w="3087" w:type="dxa"/>
+          </w:tcPr>
+          <w:p>
+            <w:pPr>
+              <w:cnfStyle w:val="000000100000" w:firstRow="0" w:lastRow="0" w:firstColumn="0" w:lastColumn="0" w:oddVBand="0" w:evenVBand="0" w:oddHBand="1" w:evenHBand="0" w:firstRowFirstColumn="0" w:firstRowLastColumn="0" w:lastRowFirstColumn="0" w:lastRowLastColumn="0"/>
+              <w:rPr>
+                <w:sz w:val="20"/>
+                <w:szCs w:val="20"/>
+              </w:rPr>
+            </w:pPr>
+          </w:p>
+        </w:tc>
+        <w:tc>
+          <w:tcPr>
+            <w:tcW w:w="2556" w:type="dxa"/>
+            <w:shd w:val="clear" w:color="auto" w:fill="ED7D31" w:themeFill="accent2"/>
+          </w:tcPr>
+          <w:p>
+            <w:pPr>
+              <w:cnfStyle w:val="000000100000" w:firstRow="0" w:lastRow="0" w:firstColumn="0" w:lastColumn="0" w:oddVBand="0" w:evenVBand="0" w:oddHBand="1" w:evenHBand="0" w:firstRowFirstColumn="0" w:firstRowLastColumn="0" w:lastRowFirstColumn="0" w:lastRowLastColumn="0"/>
+              <w:rPr>
+                <w:sz w:val="20"/>
+                <w:szCs w:val="20"/>
+              </w:rPr>
+            </w:pPr>
+            <w:r>
+              <w:rPr>
+                <w:sz w:val="20"/>
+                <w:szCs w:val="20"/>
+              </w:rPr>
+              <w:t>To be decided</w:t>
+            </w:r>
+          </w:p>
+        </w:tc>
+      </w:tr>
+      <w:tr>
+        <w:trPr>
+          <w:cnfStyle w:val="000000010000" w:firstRow="0" w:lastRow="0" w:firstColumn="0" w:lastColumn="0" w:oddVBand="0" w:evenVBand="0" w:oddHBand="0" w:evenHBand="1" w:firstRowFirstColumn="0" w:firstRowLastColumn="0" w:lastRowFirstColumn="0" w:lastRowLastColumn="0"/>
+        </w:trPr>
+        <w:tc>
+          <w:tcPr>
+            <w:cnfStyle w:val="001000000000" w:firstRow="0" w:lastRow="0" w:firstColumn="1" w:lastColumn="0" w:oddVBand="0" w:evenVBand="0" w:oddHBand="0" w:evenHBand="0" w:firstRowFirstColumn="0" w:firstRowLastColumn="0" w:lastRowFirstColumn="0" w:lastRowLastColumn="0"/>
+            <w:tcW w:w="587" w:type="dxa"/>
+          </w:tcPr>
+          <w:p>
+            <w:pPr>
+              <w:jc w:val="center"/>
+            </w:pPr>
+            <w:r>
+              <w:rPr>
+                <w:bCs/>
+                <w:color w:val="E8603C"/>
+                <w:sz w:val="20"/>
+                <w:szCs w:val="20"/>
+              </w:rPr>
+              <w:t>Q-02</w:t>
+            </w:r>
+          </w:p>
+        </w:tc>
+        <w:tc>
+          <w:tcPr>
+            <w:tcW w:w="3120" w:type="dxa"/>
+          </w:tcPr>
+          <w:p>
+            <w:pPr>
+              <w:cnfStyle w:val="000000010000" w:firstRow="0" w:lastRow="0" w:firstColumn="0" w:lastColumn="0" w:oddVBand="0" w:evenVBand="0" w:oddHBand="0" w:evenHBand="1" w:firstRowFirstColumn="0" w:firstRowLastColumn="0" w:lastRowFirstColumn="0" w:lastRowLastColumn="0"/>
+            </w:pPr>
+            <w:r>
+              <w:rPr>
+                <w:sz w:val="20"/>
+                <w:szCs w:val="20"/>
+              </w:rPr>
+              <w:t>What exactly is the Base building? Town Hall for main quest? Observatory? What does the player do inside it?</w:t>
+            </w:r>
+          </w:p>
+        </w:tc>
+        <w:tc>
+          <w:tcPr>
+            <w:tcW w:w="3087" w:type="dxa"/>
+          </w:tcPr>
+          <w:p>
+            <w:pPr>
+              <w:cnfStyle w:val="000000010000" w:firstRow="0" w:lastRow="0" w:firstColumn="0" w:lastColumn="0" w:oddVBand="0" w:evenVBand="0" w:oddHBand="0" w:evenHBand="1" w:firstRowFirstColumn="0" w:firstRowLastColumn="0" w:lastRowFirstColumn="0" w:lastRowLastColumn="0"/>
+              <w:rPr>
+                <w:sz w:val="20"/>
+                <w:szCs w:val="20"/>
+              </w:rPr>
+            </w:pPr>
+            <w:r>
+              <w:rPr>
+                <w:sz w:val="20"/>
+                <w:szCs w:val="20"/>
+              </w:rPr>
+              <w:t>Town Hall – Base for main quests to be picked up. Given by an NPC (witch)</w:t>
+            </w:r>
+          </w:p>
+        </w:tc>
+        <w:tc>
+          <w:tcPr>
+            <w:tcW w:w="2556" w:type="dxa"/>
+            <w:shd w:val="clear" w:color="auto" w:fill="808080" w:themeFill="background1" w:themeFillShade="80"/>
+          </w:tcPr>
+          <w:p>
+            <w:pPr>
+              <w:cnfStyle w:val="000000010000" w:firstRow="0" w:lastRow="0" w:firstColumn="0" w:lastColumn="0" w:oddVBand="0" w:evenVBand="0" w:oddHBand="0" w:evenHBand="1" w:firstRowFirstColumn="0" w:firstRowLastColumn="0" w:lastRowFirstColumn="0" w:lastRowLastColumn="0"/>
+              <w:rPr>
+                <w:sz w:val="20"/>
+                <w:szCs w:val="20"/>
+              </w:rPr>
+            </w:pPr>
+            <w:r>
+              <w:rPr>
+                <w:sz w:val="20"/>
+                <w:szCs w:val="20"/>
+              </w:rPr>
+              <w:t>For review</w:t>
+            </w:r>
+          </w:p>
+        </w:tc>
+      </w:tr>
+      <w:tr>
+        <w:trPr>
+          <w:cnfStyle w:val="000000100000" w:firstRow="0" w:lastRow="0" w:firstColumn="0" w:lastColumn="0" w:oddVBand="0" w:evenVBand="0" w:oddHBand="1" w:evenHBand="0" w:firstRowFirstColumn="0" w:firstRowLastColumn="0" w:lastRowFirstColumn="0" w:lastRowLastColumn="0"/>
+        </w:trPr>
+        <w:tc>
+          <w:tcPr>
+            <w:cnfStyle w:val="001000000000" w:firstRow="0" w:lastRow="0" w:firstColumn="1" w:lastColumn="0" w:oddVBand="0" w:evenVBand="0" w:oddHBand="0" w:evenHBand="0" w:firstRowFirstColumn="0" w:firstRowLastColumn="0" w:lastRowFirstColumn="0" w:lastRowLastColumn="0"/>
+            <w:tcW w:w="587" w:type="dxa"/>
+          </w:tcPr>
+          <w:p>
+            <w:pPr>
+              <w:jc w:val="center"/>
+            </w:pPr>
+            <w:r>
+              <w:rPr>
+                <w:bCs/>
+                <w:color w:val="E8603C"/>
+                <w:sz w:val="20"/>
+                <w:szCs w:val="20"/>
+              </w:rPr>
+              <w:t>Q-03</w:t>
+            </w:r>
+          </w:p>
+        </w:tc>
+        <w:tc>
+          <w:tcPr>
+            <w:tcW w:w="3120" w:type="dxa"/>
+          </w:tcPr>
+          <w:p>
+            <w:pPr>
+              <w:cnfStyle w:val="000000100000" w:firstRow="0" w:lastRow="0" w:firstColumn="0" w:lastColumn="0" w:oddVBand="0" w:evenVBand="0" w:oddHBand="1" w:evenHBand="0" w:firstRowFirstColumn="0" w:firstRowLastColumn="0" w:lastRowFirstColumn="0" w:lastRowLastColumn="0"/>
+            </w:pPr>
+            <w:r>
+              <w:rPr>
+                <w:sz w:val="20"/>
+                <w:szCs w:val="20"/>
+              </w:rPr>
+              <w:t>What is the Training Hall and what does the player do there?</w:t>
+            </w:r>
+          </w:p>
+        </w:tc>
+        <w:tc>
+          <w:tcPr>
+            <w:tcW w:w="3087" w:type="dxa"/>
+          </w:tcPr>
+          <w:p>
+            <w:pPr>
+              <w:cnfStyle w:val="000000100000" w:firstRow="0" w:lastRow="0" w:firstColumn="0" w:lastColumn="0" w:oddVBand="0" w:evenVBand="0" w:oddHBand="1" w:evenHBand="0" w:firstRowFirstColumn="0" w:firstRowLastColumn="0" w:lastRowFirstColumn="0" w:lastRowLastColumn="0"/>
+              <w:rPr>
+                <w:sz w:val="20"/>
+                <w:szCs w:val="20"/>
+              </w:rPr>
+            </w:pPr>
+            <w:r>
+              <w:rPr>
+                <w:sz w:val="20"/>
+                <w:szCs w:val="20"/>
+              </w:rPr>
+              <w:t xml:space="preserve">Increase player stats for resources. Real-time involved in upgrades as well. </w:t>
+            </w:r>
+          </w:p>
+        </w:tc>
+        <w:tc>
+          <w:tcPr>
+            <w:tcW w:w="2556" w:type="dxa"/>
+            <w:shd w:val="clear" w:color="auto" w:fill="7030A0"/>
+          </w:tcPr>
+          <w:p>
+            <w:pPr>
+              <w:cnfStyle w:val="000000100000" w:firstRow="0" w:lastRow="0" w:firstColumn="0" w:lastColumn="0" w:oddVBand="0" w:evenVBand="0" w:oddHBand="1" w:evenHBand="0" w:firstRowFirstColumn="0" w:firstRowLastColumn="0" w:lastRowFirstColumn="0" w:lastRowLastColumn="0"/>
+              <w:rPr>
+                <w:sz w:val="20"/>
+                <w:szCs w:val="20"/>
+              </w:rPr>
+            </w:pPr>
+            <w:r>
+              <w:rPr>
+                <w:sz w:val="20"/>
+                <w:szCs w:val="20"/>
+              </w:rPr>
+              <w:t>Planned</w:t>
+            </w:r>
+          </w:p>
+        </w:tc>
+      </w:tr>
+      <w:tr>
+        <w:trPr>
+          <w:cnfStyle w:val="000000010000" w:firstRow="0" w:lastRow="0" w:firstColumn="0" w:lastColumn="0" w:oddVBand="0" w:evenVBand="0" w:oddHBand="0" w:evenHBand="1" w:firstRowFirstColumn="0" w:firstRowLastColumn="0" w:lastRowFirstColumn="0" w:lastRowLastColumn="0"/>
+        </w:trPr>
+        <w:tc>
+          <w:tcPr>
+            <w:cnfStyle w:val="001000000000" w:firstRow="0" w:lastRow="0" w:firstColumn="1" w:lastColumn="0" w:oddVBand="0" w:evenVBand="0" w:oddHBand="0" w:evenHBand="0" w:firstRowFirstColumn="0" w:firstRowLastColumn="0" w:lastRowFirstColumn="0" w:lastRowLastColumn="0"/>
+            <w:tcW w:w="587" w:type="dxa"/>
+          </w:tcPr>
+          <w:p>
+            <w:pPr>
+              <w:jc w:val="center"/>
+            </w:pPr>
+            <w:r>
+              <w:rPr>
+                <w:bCs/>
+                <w:color w:val="E8603C"/>
+                <w:sz w:val="20"/>
+                <w:szCs w:val="20"/>
+              </w:rPr>
+              <w:t>Q-04</w:t>
+            </w:r>
+          </w:p>
+        </w:tc>
+        <w:tc>
+          <w:tcPr>
+            <w:tcW w:w="3120" w:type="dxa"/>
+          </w:tcPr>
+          <w:p>
+            <w:pPr>
+              <w:cnfStyle w:val="000000010000" w:firstRow="0" w:lastRow="0" w:firstColumn="0" w:lastColumn="0" w:oddVBand="0" w:evenVBand="0" w:oddHBand="0" w:evenHBand="1" w:firstRowFirstColumn="0" w:firstRowLastColumn="0" w:lastRowFirstColumn="0" w:lastRowLastColumn="0"/>
+            </w:pPr>
+            <w:r>
+              <w:rPr>
+                <w:sz w:val="20"/>
+                <w:szCs w:val="20"/>
+              </w:rPr>
+              <w:t>Will consumables (e.g. potions) be available in combat? If yes, how are they acquired and used?</w:t>
+            </w:r>
+          </w:p>
+        </w:tc>
+        <w:tc>
+          <w:tcPr>
+            <w:tcW w:w="3087" w:type="dxa"/>
+          </w:tcPr>
+          <w:p>
+            <w:pPr>
+              <w:cnfStyle w:val="000000010000" w:firstRow="0" w:lastRow="0" w:firstColumn="0" w:lastColumn="0" w:oddVBand="0" w:evenVBand="0" w:oddHBand="0" w:evenHBand="1" w:firstRowFirstColumn="0" w:firstRowLastColumn="0" w:lastRowFirstColumn="0" w:lastRowLastColumn="0"/>
+              <w:rPr>
+                <w:sz w:val="20"/>
+                <w:szCs w:val="20"/>
+              </w:rPr>
+            </w:pPr>
+            <w:r>
+              <w:rPr>
+                <w:sz w:val="20"/>
+                <w:szCs w:val="20"/>
+              </w:rPr>
+              <w:t xml:space="preserve">Potions or similar sorts of buff available in battles. Limited selection available is chosen before battle begins. </w:t>
+            </w:r>
+          </w:p>
+        </w:tc>
+        <w:tc>
+          <w:tcPr>
+            <w:tcW w:w="2556" w:type="dxa"/>
+            <w:shd w:val="clear" w:color="auto" w:fill="808080" w:themeFill="background1" w:themeFillShade="80"/>
+          </w:tcPr>
+          <w:p>
+            <w:pPr>
+              <w:cnfStyle w:val="000000010000" w:firstRow="0" w:lastRow="0" w:firstColumn="0" w:lastColumn="0" w:oddVBand="0" w:evenVBand="0" w:oddHBand="0" w:evenHBand="1" w:firstRowFirstColumn="0" w:firstRowLastColumn="0" w:lastRowFirstColumn="0" w:lastRowLastColumn="0"/>
+              <w:rPr>
+                <w:sz w:val="20"/>
+                <w:szCs w:val="20"/>
+              </w:rPr>
+            </w:pPr>
+            <w:r>
+              <w:rPr>
+                <w:sz w:val="20"/>
+                <w:szCs w:val="20"/>
+              </w:rPr>
+              <w:t>For review</w:t>
+            </w:r>
+          </w:p>
+        </w:tc>
+      </w:tr>
+      <w:tr>
+        <w:trPr>
+          <w:cnfStyle w:val="000000100000" w:firstRow="0" w:lastRow="0" w:firstColumn="0" w:lastColumn="0" w:oddVBand="0" w:evenVBand="0" w:oddHBand="1" w:evenHBand="0" w:firstRowFirstColumn="0" w:firstRowLastColumn="0" w:lastRowFirstColumn="0" w:lastRowLastColumn="0"/>
+        </w:trPr>
+        <w:tc>
+          <w:tcPr>
+            <w:cnfStyle w:val="001000000000" w:firstRow="0" w:lastRow="0" w:firstColumn="1" w:lastColumn="0" w:oddVBand="0" w:evenVBand="0" w:oddHBand="0" w:evenHBand="0" w:firstRowFirstColumn="0" w:firstRowLastColumn="0" w:lastRowFirstColumn="0" w:lastRowLastColumn="0"/>
+            <w:tcW w:w="587" w:type="dxa"/>
+          </w:tcPr>
+          <w:p>
+            <w:pPr>
+              <w:jc w:val="center"/>
+            </w:pPr>
+            <w:r>
+              <w:rPr>
+                <w:bCs/>
+                <w:color w:val="E8603C"/>
+                <w:sz w:val="20"/>
+                <w:szCs w:val="20"/>
+              </w:rPr>
+              <w:t>Q-05</w:t>
+            </w:r>
+          </w:p>
+        </w:tc>
+        <w:tc>
+          <w:tcPr>
+            <w:tcW w:w="3120" w:type="dxa"/>
+          </w:tcPr>
+          <w:p>
+            <w:pPr>
+              <w:cnfStyle w:val="000000100000" w:firstRow="0" w:lastRow="0" w:firstColumn="0" w:lastColumn="0" w:oddVBand="0" w:evenVBand="0" w:oddHBand="1" w:evenHBand="0" w:firstRowFirstColumn="0" w:firstRowLastColumn="0" w:lastRowFirstColumn="0" w:lastRowLastColumn="0"/>
+            </w:pPr>
+            <w:r>
+              <w:rPr>
+                <w:sz w:val="20"/>
+                <w:szCs w:val="20"/>
+              </w:rPr>
+              <w:t>What is the turn order system? Speed-based, fixed player-first, or random?</w:t>
+            </w:r>
+          </w:p>
+        </w:tc>
+        <w:tc>
+          <w:tcPr>
+            <w:tcW w:w="3087" w:type="dxa"/>
+          </w:tcPr>
+          <w:p>
+            <w:pPr>
+              <w:cnfStyle w:val="000000100000" w:firstRow="0" w:lastRow="0" w:firstColumn="0" w:lastColumn="0" w:oddVBand="0" w:evenVBand="0" w:oddHBand="1" w:evenHBand="0" w:firstRowFirstColumn="0" w:firstRowLastColumn="0" w:lastRowFirstColumn="0" w:lastRowLastColumn="0"/>
+              <w:rPr>
+                <w:sz w:val="20"/>
+                <w:szCs w:val="20"/>
+              </w:rPr>
+            </w:pPr>
+          </w:p>
+        </w:tc>
+        <w:tc>
+          <w:tcPr>
+            <w:tcW w:w="2556" w:type="dxa"/>
+            <w:shd w:val="clear" w:color="auto" w:fill="ED7D31" w:themeFill="accent2"/>
+          </w:tcPr>
+          <w:p>
+            <w:pPr>
+              <w:cnfStyle w:val="000000100000" w:firstRow="0" w:lastRow="0" w:firstColumn="0" w:lastColumn="0" w:oddVBand="0" w:evenVBand="0" w:oddHBand="1" w:evenHBand="0" w:firstRowFirstColumn="0" w:firstRowLastColumn="0" w:lastRowFirstColumn="0" w:lastRowLastColumn="0"/>
+              <w:rPr>
+                <w:sz w:val="20"/>
+                <w:szCs w:val="20"/>
+              </w:rPr>
+            </w:pPr>
+            <w:r>
+              <w:rPr>
+                <w:sz w:val="20"/>
+                <w:szCs w:val="20"/>
+              </w:rPr>
+              <w:t>To be decided</w:t>
+            </w:r>
+          </w:p>
+        </w:tc>
+      </w:tr>
+      <w:tr>
+        <w:trPr>
+          <w:cnfStyle w:val="000000010000" w:firstRow="0" w:lastRow="0" w:firstColumn="0" w:lastColumn="0" w:oddVBand="0" w:evenVBand="0" w:oddHBand="0" w:evenHBand="1" w:firstRowFirstColumn="0" w:firstRowLastColumn="0" w:lastRowFirstColumn="0" w:lastRowLastColumn="0"/>
+        </w:trPr>
+        <w:tc>
+          <w:tcPr>
+            <w:cnfStyle w:val="001000000000" w:firstRow="0" w:lastRow="0" w:firstColumn="1" w:lastColumn="0" w:oddVBand="0" w:evenVBand="0" w:oddHBand="0" w:evenHBand="0" w:firstRowFirstColumn="0" w:firstRowLastColumn="0" w:lastRowFirstColumn="0" w:lastRowLastColumn="0"/>
+            <w:tcW w:w="587" w:type="dxa"/>
+          </w:tcPr>
+          <w:p>
+            <w:pPr>
+              <w:jc w:val="center"/>
+            </w:pPr>
+            <w:r>
+              <w:rPr>
+                <w:bCs/>
+                <w:color w:val="E8603C"/>
+                <w:sz w:val="20"/>
+                <w:szCs w:val="20"/>
+              </w:rPr>
+              <w:t>Q-06</w:t>
+            </w:r>
+          </w:p>
+        </w:tc>
+        <w:tc>
+          <w:tcPr>
+            <w:tcW w:w="3120" w:type="dxa"/>
+          </w:tcPr>
+          <w:p>
+            <w:pPr>
+              <w:cnfStyle w:val="000000010000" w:firstRow="0" w:lastRow="0" w:firstColumn="0" w:lastColumn="0" w:oddVBand="0" w:evenVBand="0" w:oddHBand="0" w:evenHBand="1" w:firstRowFirstColumn="0" w:firstRowLastColumn="0" w:lastRowFirstColumn="0" w:lastRowLastColumn="0"/>
+            </w:pPr>
+            <w:r>
+              <w:rPr>
+                <w:sz w:val="20"/>
+                <w:szCs w:val="20"/>
+              </w:rPr>
+              <w:t>What is the damage formula? What stats factor in?</w:t>
+            </w:r>
+          </w:p>
+        </w:tc>
+        <w:tc>
+          <w:tcPr>
+            <w:tcW w:w="3087" w:type="dxa"/>
+          </w:tcPr>
+          <w:p>
+            <w:pPr>
+              <w:cnfStyle w:val="000000010000" w:firstRow="0" w:lastRow="0" w:firstColumn="0" w:lastColumn="0" w:oddVBand="0" w:evenVBand="0" w:oddHBand="0" w:evenHBand="1" w:firstRowFirstColumn="0" w:firstRowLastColumn="0" w:lastRowFirstColumn="0" w:lastRowLastColumn="0"/>
+              <w:rPr>
+                <w:sz w:val="20"/>
+                <w:szCs w:val="20"/>
+              </w:rPr>
+            </w:pPr>
+            <w:r>
+              <w:rPr>
+                <w:sz w:val="20"/>
+                <w:szCs w:val="20"/>
+              </w:rPr>
+              <w:t>Attacks (magic &amp; melee), passive attacks, environmental factors, match-up types and related buffs or de-buffs</w:t>
+            </w:r>
+          </w:p>
+        </w:tc>
+        <w:tc>
+          <w:tcPr>
+            <w:tcW w:w="2556" w:type="dxa"/>
+            <w:shd w:val="clear" w:color="auto" w:fill="808080" w:themeFill="background1" w:themeFillShade="80"/>
+          </w:tcPr>
+          <w:p>
+            <w:pPr>
+              <w:cnfStyle w:val="000000010000" w:firstRow="0" w:lastRow="0" w:firstColumn="0" w:lastColumn="0" w:oddVBand="0" w:evenVBand="0" w:oddHBand="0" w:evenHBand="1" w:firstRowFirstColumn="0" w:firstRowLastColumn="0" w:lastRowFirstColumn="0" w:lastRowLastColumn="0"/>
+              <w:rPr>
+                <w:sz w:val="20"/>
+                <w:szCs w:val="20"/>
+              </w:rPr>
+            </w:pPr>
+            <w:r>
+              <w:rPr>
+                <w:sz w:val="20"/>
+                <w:szCs w:val="20"/>
+              </w:rPr>
+              <w:t>For review</w:t>
+            </w:r>
+          </w:p>
+        </w:tc>
+      </w:tr>
+      <w:tr>
+        <w:trPr>
+          <w:cnfStyle w:val="000000100000" w:firstRow="0" w:lastRow="0" w:firstColumn="0" w:lastColumn="0" w:oddVBand="0" w:evenVBand="0" w:oddHBand="1" w:evenHBand="0" w:firstRowFirstColumn="0" w:firstRowLastColumn="0" w:lastRowFirstColumn="0" w:lastRowLastColumn="0"/>
+        </w:trPr>
+        <w:tc>
+          <w:tcPr>
+            <w:cnfStyle w:val="001000000000" w:firstRow="0" w:lastRow="0" w:firstColumn="1" w:lastColumn="0" w:oddVBand="0" w:evenVBand="0" w:oddHBand="0" w:evenHBand="0" w:firstRowFirstColumn="0" w:firstRowLastColumn="0" w:lastRowFirstColumn="0" w:lastRowLastColumn="0"/>
+            <w:tcW w:w="587" w:type="dxa"/>
+          </w:tcPr>
+          <w:p>
+            <w:pPr>
+              <w:jc w:val="center"/>
+            </w:pPr>
+            <w:r>
+              <w:rPr>
+                <w:bCs/>
+                <w:color w:val="E8603C"/>
+                <w:sz w:val="20"/>
+                <w:szCs w:val="20"/>
+              </w:rPr>
+              <w:t>Q-07</w:t>
+            </w:r>
+          </w:p>
+        </w:tc>
+        <w:tc>
+          <w:tcPr>
+            <w:tcW w:w="3120" w:type="dxa"/>
+          </w:tcPr>
+          <w:p>
+            <w:pPr>
+              <w:cnfStyle w:val="000000100000" w:firstRow="0" w:lastRow="0" w:firstColumn="0" w:lastColumn="0" w:oddVBand="0" w:evenVBand="0" w:oddHBand="1" w:evenHBand="0" w:firstRowFirstColumn="0" w:firstRowLastColumn="0" w:lastRowFirstColumn="0" w:lastRowLastColumn="0"/>
+            </w:pPr>
+            <w:r>
+              <w:rPr>
+                <w:sz w:val="20"/>
+                <w:szCs w:val="20"/>
+              </w:rPr>
+              <w:t>Will ambient sound be included? If yes, is it looped background audio or dynamic?</w:t>
+            </w:r>
+          </w:p>
+        </w:tc>
+        <w:tc>
+          <w:tcPr>
+            <w:tcW w:w="3087" w:type="dxa"/>
+          </w:tcPr>
+          <w:p>
+            <w:pPr>
+              <w:cnfStyle w:val="000000100000" w:firstRow="0" w:lastRow="0" w:firstColumn="0" w:lastColumn="0" w:oddVBand="0" w:evenVBand="0" w:oddHBand="1" w:evenHBand="0" w:firstRowFirstColumn="0" w:firstRowLastColumn="0" w:lastRowFirstColumn="0" w:lastRowLastColumn="0"/>
+              <w:rPr>
+                <w:sz w:val="20"/>
+                <w:szCs w:val="20"/>
+              </w:rPr>
+            </w:pPr>
+            <w:r>
+              <w:rPr>
+                <w:sz w:val="20"/>
+                <w:szCs w:val="20"/>
+              </w:rPr>
+              <w:t>Amibient music for normal during normal game time. Looping melody tracks</w:t>
+            </w:r>
+            <w:r>
+              <w:rPr>
+                <w:sz w:val="20"/>
+                <w:szCs w:val="20"/>
+              </w:rPr>
+              <w:t xml:space="preserve"> where required. Full-fledged sound tracks during battles and similar events. </w:t>
+            </w:r>
+          </w:p>
+        </w:tc>
+        <w:tc>
+          <w:tcPr>
+            <w:tcW w:w="2556" w:type="dxa"/>
+            <w:shd w:val="clear" w:color="auto" w:fill="7030A0"/>
+          </w:tcPr>
+          <w:p>
+            <w:pPr>
+              <w:cnfStyle w:val="000000100000" w:firstRow="0" w:lastRow="0" w:firstColumn="0" w:lastColumn="0" w:oddVBand="0" w:evenVBand="0" w:oddHBand="1" w:evenHBand="0" w:firstRowFirstColumn="0" w:firstRowLastColumn="0" w:lastRowFirstColumn="0" w:lastRowLastColumn="0"/>
+              <w:rPr>
+                <w:sz w:val="20"/>
+                <w:szCs w:val="20"/>
+              </w:rPr>
+            </w:pPr>
+            <w:r>
+              <w:rPr>
+                <w:sz w:val="20"/>
+                <w:szCs w:val="20"/>
+              </w:rPr>
+              <w:t>Planned</w:t>
+            </w:r>
+          </w:p>
+        </w:tc>
+      </w:tr>
+      <w:tr>
+        <w:trPr>
+          <w:cnfStyle w:val="000000010000" w:firstRow="0" w:lastRow="0" w:firstColumn="0" w:lastColumn="0" w:oddVBand="0" w:evenVBand="0" w:oddHBand="0" w:evenHBand="1" w:firstRowFirstColumn="0" w:firstRowLastColumn="0" w:lastRowFirstColumn="0" w:lastRowLastColumn="0"/>
+        </w:trPr>
+        <w:tc>
+          <w:tcPr>
+            <w:cnfStyle w:val="001000000000" w:firstRow="0" w:lastRow="0" w:firstColumn="1" w:lastColumn="0" w:oddVBand="0" w:evenVBand="0" w:oddHBand="0" w:evenHBand="0" w:firstRowFirstColumn="0" w:firstRowLastColumn="0" w:lastRowFirstColumn="0" w:lastRowLastColumn="0"/>
+            <w:tcW w:w="587" w:type="dxa"/>
+          </w:tcPr>
+          <w:p>
+            <w:pPr>
+              <w:jc w:val="center"/>
+            </w:pPr>
+            <w:r>
+              <w:rPr>
+                <w:bCs/>
+                <w:color w:val="E8603C"/>
+                <w:sz w:val="20"/>
+                <w:szCs w:val="20"/>
+              </w:rPr>
+              <w:t>Q-08</w:t>
+            </w:r>
+          </w:p>
+        </w:tc>
+        <w:tc>
+          <w:tcPr>
+            <w:tcW w:w="3120" w:type="dxa"/>
+          </w:tcPr>
+          <w:p>
+            <w:pPr>
+              <w:cnfStyle w:val="000000010000" w:firstRow="0" w:lastRow="0" w:firstColumn="0" w:lastColumn="0" w:oddVBand="0" w:evenVBand="0" w:oddHBand="0" w:evenHBand="1" w:firstRowFirstColumn="0" w:firstRowLastColumn="0" w:lastRowFirstColumn="0" w:lastRowLastColumn="0"/>
+            </w:pPr>
+            <w:r>
+              <w:rPr>
+                <w:sz w:val="20"/>
+                <w:szCs w:val="20"/>
+              </w:rPr>
+              <w:t>Will pixel art be created in-house or sourced from asset packs? Or a mix?</w:t>
+            </w:r>
+          </w:p>
+        </w:tc>
+        <w:tc>
+          <w:tcPr>
+            <w:tcW w:w="3087" w:type="dxa"/>
+          </w:tcPr>
+          <w:p>
+            <w:pPr>
+              <w:cnfStyle w:val="000000010000" w:firstRow="0" w:lastRow="0" w:firstColumn="0" w:lastColumn="0" w:oddVBand="0" w:evenVBand="0" w:oddHBand="0" w:evenHBand="1" w:firstRowFirstColumn="0" w:firstRowLastColumn="0" w:lastRowFirstColumn="0" w:lastRowLastColumn="0"/>
+              <w:rPr>
+                <w:sz w:val="20"/>
+                <w:szCs w:val="20"/>
+              </w:rPr>
+            </w:pPr>
+          </w:p>
+        </w:tc>
+        <w:tc>
+          <w:tcPr>
+            <w:tcW w:w="2556" w:type="dxa"/>
+            <w:shd w:val="clear" w:color="auto" w:fill="ED7D31" w:themeFill="accent2"/>
+          </w:tcPr>
+          <w:p>
+            <w:pPr>
+              <w:cnfStyle w:val="000000010000" w:firstRow="0" w:lastRow="0" w:firstColumn="0" w:lastColumn="0" w:oddVBand="0" w:evenVBand="0" w:oddHBand="0" w:evenHBand="1" w:firstRowFirstColumn="0" w:firstRowLastColumn="0" w:lastRowFirstColumn="0" w:lastRowLastColumn="0"/>
+              <w:rPr>
+                <w:sz w:val="20"/>
+                <w:szCs w:val="20"/>
+              </w:rPr>
+            </w:pPr>
+            <w:r>
+              <w:rPr>
+                <w:sz w:val="20"/>
+                <w:szCs w:val="20"/>
+              </w:rPr>
+              <w:t>To be decided</w:t>
+            </w:r>
+          </w:p>
+        </w:tc>
+      </w:tr>
+      <w:tr>
+        <w:trPr>
+          <w:cnfStyle w:val="000000100000" w:firstRow="0" w:lastRow="0" w:firstColumn="0" w:lastColumn="0" w:oddVBand="0" w:evenVBand="0" w:oddHBand="1" w:evenHBand="0" w:firstRowFirstColumn="0" w:firstRowLastColumn="0" w:lastRowFirstColumn="0" w:lastRowLastColumn="0"/>
+        </w:trPr>
+        <w:tc>
+          <w:tcPr>
+            <w:cnfStyle w:val="001000000000" w:firstRow="0" w:lastRow="0" w:firstColumn="1" w:lastColumn="0" w:oddVBand="0" w:evenVBand="0" w:oddHBand="0" w:evenHBand="0" w:firstRowFirstColumn="0" w:firstRowLastColumn="0" w:lastRowFirstColumn="0" w:lastRowLastColumn="0"/>
+            <w:tcW w:w="587" w:type="dxa"/>
+          </w:tcPr>
+          <w:p>
+            <w:pPr>
+              <w:jc w:val="center"/>
+              <w:rPr>
+                <w:bCs/>
+                <w:color w:val="E8603C"/>
+                <w:sz w:val="20"/>
+                <w:szCs w:val="20"/>
+              </w:rPr>
+            </w:pPr>
+            <w:r>
+              <w:rPr>
+                <w:bCs/>
+                <w:color w:val="E8603C"/>
+                <w:sz w:val="20"/>
+                <w:szCs w:val="20"/>
+              </w:rPr>
+              <w:t>Q-09</w:t>
+            </w:r>
+          </w:p>
+        </w:tc>
+        <w:tc>
+          <w:tcPr>
+            <w:tcW w:w="3120" w:type="dxa"/>
+          </w:tcPr>
+          <w:p>
+            <w:pPr>
+              <w:cnfStyle w:val="000000100000" w:firstRow="0" w:lastRow="0" w:firstColumn="0" w:lastColumn="0" w:oddVBand="0" w:evenVBand="0" w:oddHBand="1" w:evenHBand="0" w:firstRowFirstColumn="0" w:firstRowLastColumn="0" w:lastRowFirstColumn="0" w:lastRowLastColumn="0"/>
+              <w:rPr>
+                <w:sz w:val="20"/>
+                <w:szCs w:val="20"/>
+              </w:rPr>
+            </w:pPr>
+            <w:r>
+              <w:rPr>
+                <w:sz w:val="20"/>
+                <w:szCs w:val="20"/>
+              </w:rPr>
+              <w:t>What will be the core objective in the game?</w:t>
+            </w:r>
+          </w:p>
+        </w:tc>
+        <w:tc>
+          <w:tcPr>
+            <w:tcW w:w="3087" w:type="dxa"/>
+          </w:tcPr>
+          <w:p>
+            <w:pPr>
+              <w:cnfStyle w:val="000000100000" w:firstRow="0" w:lastRow="0" w:firstColumn="0" w:lastColumn="0" w:oddVBand="0" w:evenVBand="0" w:oddHBand="1" w:evenHBand="0" w:firstRowFirstColumn="0" w:firstRowLastColumn="0" w:lastRowFirstColumn="0" w:lastRowLastColumn="0"/>
+              <w:rPr>
+                <w:sz w:val="20"/>
+                <w:szCs w:val="20"/>
+              </w:rPr>
+            </w:pPr>
+          </w:p>
+        </w:tc>
+        <w:tc>
+          <w:tcPr>
+            <w:tcW w:w="2556" w:type="dxa"/>
+            <w:shd w:val="clear" w:color="auto" w:fill="ED7D31" w:themeFill="accent2"/>
+          </w:tcPr>
+          <w:p>
+            <w:pPr>
+              <w:cnfStyle w:val="000000100000" w:firstRow="0" w:lastRow="0" w:firstColumn="0" w:lastColumn="0" w:oddVBand="0" w:evenVBand="0" w:oddHBand="1" w:evenHBand="0" w:firstRowFirstColumn="0" w:firstRowLastColumn="0" w:lastRowFirstColumn="0" w:lastRowLastColumn="0"/>
+              <w:rPr>
+                <w:sz w:val="20"/>
+                <w:szCs w:val="20"/>
+              </w:rPr>
+            </w:pPr>
+            <w:r>
+              <w:rPr>
+                <w:sz w:val="20"/>
+                <w:szCs w:val="20"/>
+              </w:rPr>
+              <w:t>To be decided</w:t>
+            </w:r>
+          </w:p>
+        </w:tc>
+      </w:tr>
+    </w:tbl>
+    <w:p>
+      <w:pPr>
+        <w:spacing w:before="60" w:after="60"/>
+      </w:pPr>
+    </w:p>
     <w:p/>
     <w:sectPr>
       <w:footerReference w:type="default" r:id="rId8"/>
